--- a/evidence-templates/B3.x_AsBuilt_CFS_v1.docx
+++ b/evidence-templates/B3.x_AsBuilt_CFS_v1.docx
@@ -2121,13 +2121,14 @@
             <w:pPr>
               <w:jc w:val="left"/>
             </w:pPr>
-            <w:r/>
+            <w:r>
+              <w:t>Premium</w:t>
+            </w:r>
             <w:r>
               <w:rPr>
                 <w:b w:val="0"/>
                 <w:sz w:val="16"/>
               </w:rPr>
-              <w:t>Standard</w:t>
             </w:r>
           </w:p>
         </w:tc>
@@ -2221,13 +2222,14 @@
             <w:pPr>
               <w:jc w:val="left"/>
             </w:pPr>
-            <w:r/>
+            <w:r>
+              <w:t>Policy: cfs-hub-fwpol-swc; IDPS: Deny</w:t>
+            </w:r>
             <w:r>
               <w:rPr>
                 <w:b w:val="0"/>
                 <w:sz w:val="16"/>
               </w:rPr>
-              <w:t>Policy: cfs-hub-fwpol-swc</w:t>
             </w:r>
           </w:p>
         </w:tc>
@@ -2323,13 +2325,14 @@
             <w:pPr>
               <w:jc w:val="left"/>
             </w:pPr>
-            <w:r/>
+            <w:r>
+              <w:t>Premium</w:t>
+            </w:r>
             <w:r>
               <w:rPr>
                 <w:b w:val="0"/>
                 <w:sz w:val="16"/>
               </w:rPr>
-              <w:t>Standard</w:t>
             </w:r>
           </w:p>
         </w:tc>
@@ -3641,7 +3644,7 @@
                 <w:b w:val="0"/>
                 <w:sz w:val="16"/>
               </w:rPr>
-              <w:t>Frontend: 10.1.3.4</w:t>
+              <w:t>Frontend: 10.1.3.10</w:t>
             </w:r>
           </w:p>
         </w:tc>
@@ -3939,13 +3942,14 @@
             <w:pPr>
               <w:jc w:val="left"/>
             </w:pPr>
-            <w:r/>
+            <w:r>
+              <w:t>Premium</w:t>
+            </w:r>
             <w:r>
               <w:rPr>
                 <w:b w:val="0"/>
                 <w:sz w:val="16"/>
               </w:rPr>
-              <w:t>Standard</w:t>
             </w:r>
           </w:p>
         </w:tc>
@@ -4039,13 +4043,14 @@
             <w:pPr>
               <w:jc w:val="left"/>
             </w:pPr>
-            <w:r/>
+            <w:r>
+              <w:t>Origin: cfs-app-agw-swc via Private Link (approved post-deploy)</w:t>
+            </w:r>
             <w:r>
               <w:rPr>
                 <w:b w:val="0"/>
                 <w:sz w:val="16"/>
               </w:rPr>
-              <w:t>Origin: cfs-app-agw-swc</w:t>
             </w:r>
           </w:p>
         </w:tc>
@@ -5456,7 +5461,7 @@
                 <w:b w:val="0"/>
                 <w:sz w:val="16"/>
               </w:rPr>
-              <w:t>Azure Firewall (Standard)</w:t>
+              <w:t>Azure Firewall (Premium)</w:t>
             </w:r>
           </w:p>
         </w:tc>
@@ -5965,7 +5970,7 @@
                 <w:b w:val="0"/>
                 <w:sz w:val="16"/>
               </w:rPr>
-              <w:t>Frontend IP: 10.1.3.4 (internal); Backend pool: app VMs; Health probe: HTTP :80/health</w:t>
+              <w:t>Frontend IP: 10.1.3.10 (internal); Backend pool: app VMs; Health probe: HTTP :80/health</w:t>
             </w:r>
           </w:p>
         </w:tc>
@@ -6221,7 +6226,7 @@
                 <w:b w:val="0"/>
                 <w:sz w:val="16"/>
               </w:rPr>
-              <w:t>Azure Front Door Standard + WAF</w:t>
+              <w:t>Azure Front Door Premium + WAF</w:t>
             </w:r>
           </w:p>
         </w:tc>
@@ -7796,6 +7801,136 @@
                 <w:sz w:val="18"/>
               </w:rPr>
               <w:t>ilb-nsg</w:t>
+            </w:r>
+          </w:p>
+        </w:tc>
+      </w:tr>
+      <w:tr>
+        <w:tc>
+          <w:tcPr>
+            <w:tcW w:type="dxa" w:w="2935"/>
+            <w:tcBorders>
+              <w:top w:val="single" w:sz="4" w:space="0" w:color="BBBBBB"/>
+              <w:left w:val="single" w:sz="4" w:space="0" w:color="BBBBBB"/>
+              <w:bottom w:val="single" w:sz="4" w:space="0" w:color="BBBBBB"/>
+              <w:right w:val="single" w:sz="4" w:space="0" w:color="BBBBBB"/>
+            </w:tcBorders>
+            <w:vAlign w:val="top"/>
+          </w:tcPr>
+          <w:p>
+            <w:pPr>
+              <w:jc w:val="left"/>
+            </w:pPr>
+            <w:r>
+              <w:t>AppGatewayPrivateLinkSubnet</w:t>
+            </w:r>
+            <w:r>
+              <w:rPr>
+                <w:b w:val="0"/>
+                <w:sz w:val="18"/>
+              </w:rPr>
+            </w:r>
+          </w:p>
+        </w:tc>
+        <w:tc>
+          <w:tcPr>
+            <w:tcW w:type="dxa" w:w="2935"/>
+            <w:tcBorders>
+              <w:top w:val="single" w:sz="4" w:space="0" w:color="BBBBBB"/>
+              <w:left w:val="single" w:sz="4" w:space="0" w:color="BBBBBB"/>
+              <w:bottom w:val="single" w:sz="4" w:space="0" w:color="BBBBBB"/>
+              <w:right w:val="single" w:sz="4" w:space="0" w:color="BBBBBB"/>
+            </w:tcBorders>
+            <w:vAlign w:val="top"/>
+          </w:tcPr>
+          <w:p>
+            <w:pPr>
+              <w:jc w:val="left"/>
+            </w:pPr>
+            <w:r>
+              <w:t>10.1.4.0/24</w:t>
+            </w:r>
+            <w:r>
+              <w:rPr>
+                <w:b w:val="0"/>
+                <w:sz w:val="18"/>
+              </w:rPr>
+            </w:r>
+          </w:p>
+        </w:tc>
+        <w:tc>
+          <w:tcPr>
+            <w:tcW w:type="dxa" w:w="2935"/>
+            <w:shd w:val="clear" w:color="auto" w:fill="FFF2CC"/>
+            <w:tcBorders>
+              <w:top w:val="single" w:sz="4" w:space="0" w:color="BBBBBB"/>
+              <w:left w:val="single" w:sz="4" w:space="0" w:color="BBBBBB"/>
+              <w:bottom w:val="single" w:sz="4" w:space="0" w:color="BBBBBB"/>
+              <w:right w:val="single" w:sz="4" w:space="0" w:color="BBBBBB"/>
+            </w:tcBorders>
+            <w:vAlign w:val="top"/>
+          </w:tcPr>
+          <w:p>
+            <w:pPr>
+              <w:jc w:val="left"/>
+            </w:pPr>
+            <w:r/>
+            <w:r>
+              <w:rPr>
+                <w:b w:val="0"/>
+                <w:sz w:val="18"/>
+              </w:rPr>
+              <w:t>&lt;&lt;verify&gt;&gt;</w:t>
+            </w:r>
+          </w:p>
+        </w:tc>
+        <w:tc>
+          <w:tcPr>
+            <w:tcW w:type="dxa" w:w="2935"/>
+            <w:tcBorders>
+              <w:top w:val="single" w:sz="4" w:space="0" w:color="BBBBBB"/>
+              <w:left w:val="single" w:sz="4" w:space="0" w:color="BBBBBB"/>
+              <w:bottom w:val="single" w:sz="4" w:space="0" w:color="BBBBBB"/>
+              <w:right w:val="single" w:sz="4" w:space="0" w:color="BBBBBB"/>
+            </w:tcBorders>
+            <w:vAlign w:val="top"/>
+          </w:tcPr>
+          <w:p>
+            <w:pPr>
+              <w:jc w:val="left"/>
+            </w:pPr>
+            <w:r/>
+            <w:r>
+              <w:rPr>
+                <w:b w:val="0"/>
+                <w:sz w:val="18"/>
+              </w:rPr>
+            </w:r>
+          </w:p>
+        </w:tc>
+        <w:tc>
+          <w:tcPr>
+            <w:tcW w:type="dxa" w:w="2935"/>
+            <w:tcBorders>
+              <w:top w:val="single" w:sz="4" w:space="0" w:color="BBBBBB"/>
+              <w:left w:val="single" w:sz="4" w:space="0" w:color="BBBBBB"/>
+              <w:bottom w:val="single" w:sz="4" w:space="0" w:color="BBBBBB"/>
+              <w:right w:val="single" w:sz="4" w:space="0" w:color="BBBBBB"/>
+            </w:tcBorders>
+            <w:vAlign w:val="top"/>
+          </w:tcPr>
+          <w:p>
+            <w:pPr>
+              <w:jc w:val="left"/>
+            </w:pPr>
+            <w:r>
+              <w:t>(network policies disabled)</w:t>
+            </w:r>
+            <w:r>
+              <w:rPr>
+                <w:b w:val="0"/>
+                <w:sz w:val="18"/>
+              </w:rPr>
             </w:r>
           </w:p>
         </w:tc>
